--- a/media/R4444/form_template/bg/temporary/研总需归追踪_temp.docx
+++ b/media/R4444/form_template/bg/temporary/研总需归追踪_temp.docx
@@ -983,7 +983,7 @@
                 <w:rFonts w:hint="eastAsia"/>
                 <w:szCs w:val="21"/>
               </w:rPr>
-              <w:t xml:space="preserve">静态分析</w:t>
+              <w:t xml:space="preserve">静态分析111</w:t>
             </w:r>
           </w:p>
         </w:tc>
@@ -1172,7 +1172,7 @@
                 <w:rFonts w:hint="eastAsia"/>
                 <w:szCs w:val="21"/>
               </w:rPr>
-              <w:t xml:space="preserve">代码审查</w:t>
+              <w:t xml:space="preserve">代码审查111</w:t>
             </w:r>
             <w:r>
               <w:rPr>
@@ -1417,7 +1417,7 @@
                 <w:rFonts w:hint="eastAsia"/>
                 <w:szCs w:val="21"/>
               </w:rPr>
-              <w:t xml:space="preserve">文档审查</w:t>
+              <w:t xml:space="preserve">文档审查111</w:t>
             </w:r>
             <w:r>
               <w:rPr>
@@ -2858,6 +2858,741 @@
                 <w:szCs w:val="21"/>
               </w:rPr>
               <w:t xml:space="preserve">YL_DC_WDSC_001_007</w:t>
+            </w:r>
+          </w:p>
+        </w:tc>
+        <w:tc>
+          <w:tcPr>
+            <w:tcW w:w="851" w:type="dxa"/>
+          </w:tcPr>
+          <w:p>
+            <w:pPr>
+              <w:widowControl/>
+              <w:rPr>
+                <w:kern w:val="0"/>
+                <w:szCs w:val="21"/>
+              </w:rPr>
+            </w:pPr>
+            <w:r>
+              <w:rPr>
+                <w:rFonts w:hint="eastAsia"/>
+                <w:kern w:val="0"/>
+                <w:szCs w:val="21"/>
+              </w:rPr>
+              <w:t xml:space="preserve">通过</w:t>
+            </w:r>
+          </w:p>
+        </w:tc>
+        <w:tc>
+          <w:tcPr>
+            <w:tcW w:w="1548" w:type="dxa"/>
+          </w:tcPr>
+          <w:p>
+            <w:pPr>
+              <w:widowControl/>
+              <w:rPr>
+                <w:kern w:val="0"/>
+                <w:szCs w:val="21"/>
+              </w:rPr>
+            </w:pPr>
+            <w:r>
+              <w:rPr>
+                <w:rFonts w:hint="eastAsia"/>
+                <w:kern w:val="0"/>
+                <w:szCs w:val="21"/>
+              </w:rPr>
+              <w:t xml:space="preserve"/>
+            </w:r>
+          </w:p>
+        </w:tc>
+      </w:tr>
+      <w:tr>
+        <w:trPr>
+          <w:trHeight w:val="371"/>
+        </w:trPr>
+        <w:tc>
+          <w:tcPr>
+            <w:tcW w:w="542" w:type="dxa"/>
+          </w:tcPr>
+          <w:p>
+            <w:pPr>
+              <w:pStyle w:val="af7"/>
+              <w:widowControl/>
+              <w:numPr>
+                <w:ilvl w:val="0"/>
+                <w:numId w:val="22"/>
+              </w:numPr>
+              <w:ind w:firstLineChars="0"/>
+              <w:jc w:val="center"/>
+              <w:rPr>
+                <w:bCs/>
+                <w:kern w:val="0"/>
+                <w:szCs w:val="21"/>
+              </w:rPr>
+            </w:pPr>
+          </w:p>
+        </w:tc>
+        <w:tc>
+          <w:tcPr>
+            <w:tcW w:w="1088" w:type="dxa"/>
+            <w:noWrap/>
+            <w:vMerge w:val="restart"/>
+          </w:tcPr>
+          <w:p>
+            <w:pPr>
+              <w:widowControl/>
+              <w:rPr>
+                <w:kern w:val="0"/>
+                <w:szCs w:val="21"/>
+              </w:rPr>
+            </w:pPr>
+            <w:r>
+              <w:rPr>
+                <w:szCs w:val="21"/>
+              </w:rPr>
+              <w:t xml:space="preserve">3.3.3</w:t>
+            </w:r>
+          </w:p>
+        </w:tc>
+        <w:tc>
+          <w:tcPr>
+            <w:tcW w:w="2041" w:type="dxa"/>
+            <w:noWrap/>
+            <w:vMerge w:val="restart"/>
+          </w:tcPr>
+          <w:p>
+            <w:pPr>
+              <w:adjustRightInd w:val="0"/>
+              <w:rPr>
+                <w:szCs w:val="21"/>
+              </w:rPr>
+            </w:pPr>
+            <w:r>
+              <w:rPr>
+                <w:rFonts w:hint="eastAsia"/>
+                <w:szCs w:val="21"/>
+              </w:rPr>
+              <w:t xml:space="preserve">测试设计需求首轮哟</w:t>
+            </w:r>
+          </w:p>
+        </w:tc>
+        <w:tc>
+          <w:tcPr>
+            <w:tcW w:w="1134" w:type="dxa"/>
+            <w:noWrap/>
+            <w:vMerge w:val="restart"/>
+          </w:tcPr>
+          <w:p>
+            <w:pPr>
+              <w:widowControl/>
+              <w:rPr>
+                <w:kern w:val="0"/>
+                <w:szCs w:val="21"/>
+              </w:rPr>
+            </w:pPr>
+            <w:r>
+              <w:rPr>
+                <w:rFonts w:hint="eastAsia"/>
+                <w:szCs w:val="21"/>
+              </w:rPr>
+              <w:t xml:space="preserve">6.2.4.3</w:t>
+            </w:r>
+            <w:r>
+              <w:rPr>
+                <w:szCs w:val="21"/>
+              </w:rPr>
+              <w:t xml:space="preserve"/>
+            </w:r>
+          </w:p>
+        </w:tc>
+        <w:tc>
+          <w:tcPr>
+            <w:tcW w:w="1559" w:type="dxa"/>
+            <w:vMerge w:val="restart"/>
+          </w:tcPr>
+          <w:p>
+            <w:pPr>
+              <w:widowControl/>
+              <w:rPr>
+                <w:bCs/>
+                <w:kern w:val="0"/>
+                <w:szCs w:val="21"/>
+              </w:rPr>
+            </w:pPr>
+            <w:r>
+              <w:rPr>
+                <w:rFonts w:hint="eastAsia"/>
+                <w:szCs w:val="21"/>
+              </w:rPr>
+              <w:t xml:space="preserve">首轮测试项1号</w:t>
+            </w:r>
+            <w:r>
+              <w:rPr>
+                <w:szCs w:val="21"/>
+              </w:rPr>
+              <w:t xml:space="preserve"/>
+            </w:r>
+          </w:p>
+        </w:tc>
+        <w:tc>
+          <w:tcPr>
+            <w:tcW w:w="1843" w:type="dxa"/>
+            <w:noWrap/>
+            <w:vMerge w:val="restart"/>
+          </w:tcPr>
+          <w:p>
+            <w:pPr>
+              <w:widowControl/>
+              <w:rPr>
+                <w:kern w:val="0"/>
+                <w:szCs w:val="21"/>
+              </w:rPr>
+            </w:pPr>
+            <w:r>
+              <w:rPr>
+                <w:rFonts w:hint="eastAsia"/>
+                <w:szCs w:val="21"/>
+              </w:rPr>
+              <w:t xml:space="preserve">XQ_FT_CCCC_001</w:t>
+            </w:r>
+            <w:r>
+              <w:rPr>
+                <w:szCs w:val="21"/>
+              </w:rPr>
+              <w:t xml:space="preserve"/>
+            </w:r>
+          </w:p>
+        </w:tc>
+        <w:tc>
+          <w:tcPr>
+            <w:tcW w:w="1701" w:type="dxa"/>
+          </w:tcPr>
+          <w:p>
+            <w:pPr>
+              <w:widowControl/>
+              <w:rPr>
+                <w:kern w:val="0"/>
+                <w:szCs w:val="21"/>
+              </w:rPr>
+            </w:pPr>
+            <w:r>
+              <w:rPr>
+                <w:rFonts w:hint="eastAsia"/>
+                <w:szCs w:val="21"/>
+              </w:rPr>
+              <w:t xml:space="preserve">测试用例1号首轮滴</w:t>
+            </w:r>
+          </w:p>
+        </w:tc>
+        <w:tc>
+          <w:tcPr>
+            <w:tcW w:w="1984" w:type="dxa"/>
+            <w:noWrap/>
+          </w:tcPr>
+          <w:p>
+            <w:pPr>
+              <w:widowControl/>
+              <w:rPr>
+                <w:kern w:val="0"/>
+                <w:szCs w:val="21"/>
+              </w:rPr>
+            </w:pPr>
+            <w:r>
+              <w:rPr>
+                <w:rFonts w:hint="eastAsia"/>
+                <w:szCs w:val="21"/>
+              </w:rPr>
+              <w:t xml:space="preserve">YL_FT_CCCC_001_001</w:t>
+            </w:r>
+          </w:p>
+        </w:tc>
+        <w:tc>
+          <w:tcPr>
+            <w:tcW w:w="851" w:type="dxa"/>
+          </w:tcPr>
+          <w:p>
+            <w:pPr>
+              <w:widowControl/>
+              <w:rPr>
+                <w:kern w:val="0"/>
+                <w:szCs w:val="21"/>
+              </w:rPr>
+            </w:pPr>
+            <w:r>
+              <w:rPr>
+                <w:rFonts w:hint="eastAsia"/>
+                <w:kern w:val="0"/>
+                <w:szCs w:val="21"/>
+              </w:rPr>
+              <w:t xml:space="preserve">通过</w:t>
+            </w:r>
+          </w:p>
+        </w:tc>
+        <w:tc>
+          <w:tcPr>
+            <w:tcW w:w="1548" w:type="dxa"/>
+          </w:tcPr>
+          <w:p>
+            <w:pPr>
+              <w:widowControl/>
+              <w:rPr>
+                <w:kern w:val="0"/>
+                <w:szCs w:val="21"/>
+              </w:rPr>
+            </w:pPr>
+            <w:r>
+              <w:rPr>
+                <w:rFonts w:hint="eastAsia"/>
+                <w:kern w:val="0"/>
+                <w:szCs w:val="21"/>
+              </w:rPr>
+              <w:t xml:space="preserve"/>
+            </w:r>
+          </w:p>
+        </w:tc>
+      </w:tr>
+      <w:tr>
+        <w:trPr>
+          <w:trHeight w:val="371"/>
+        </w:trPr>
+        <w:tc>
+          <w:tcPr>
+            <w:tcW w:w="542" w:type="dxa"/>
+          </w:tcPr>
+          <w:p>
+            <w:pPr>
+              <w:pStyle w:val="af7"/>
+              <w:widowControl/>
+              <w:numPr>
+                <w:ilvl w:val="0"/>
+                <w:numId w:val="22"/>
+              </w:numPr>
+              <w:ind w:firstLineChars="0"/>
+              <w:jc w:val="center"/>
+              <w:rPr>
+                <w:bCs/>
+                <w:kern w:val="0"/>
+                <w:szCs w:val="21"/>
+              </w:rPr>
+            </w:pPr>
+          </w:p>
+        </w:tc>
+        <w:tc>
+          <w:tcPr>
+            <w:tcW w:w="1088" w:type="dxa"/>
+            <w:noWrap/>
+            <w:vMerge w:val="restart"/>
+          </w:tcPr>
+          <w:p>
+            <w:pPr>
+              <w:widowControl/>
+              <w:rPr>
+                <w:kern w:val="0"/>
+                <w:szCs w:val="21"/>
+              </w:rPr>
+            </w:pPr>
+            <w:r>
+              <w:rPr>
+                <w:szCs w:val="21"/>
+              </w:rPr>
+              <w:t xml:space="preserve">3.3.3</w:t>
+            </w:r>
+          </w:p>
+        </w:tc>
+        <w:tc>
+          <w:tcPr>
+            <w:tcW w:w="2041" w:type="dxa"/>
+            <w:noWrap/>
+            <w:vMerge w:val="restart"/>
+          </w:tcPr>
+          <w:p>
+            <w:pPr>
+              <w:adjustRightInd w:val="0"/>
+              <w:rPr>
+                <w:szCs w:val="21"/>
+              </w:rPr>
+            </w:pPr>
+            <w:r>
+              <w:rPr>
+                <w:rFonts w:hint="eastAsia"/>
+                <w:szCs w:val="21"/>
+              </w:rPr>
+              <w:t xml:space="preserve">测试设计需求首轮哟</w:t>
+            </w:r>
+          </w:p>
+        </w:tc>
+        <w:tc>
+          <w:tcPr>
+            <w:tcW w:w="1134" w:type="dxa"/>
+            <w:noWrap/>
+            <w:vMerge w:val="restart"/>
+          </w:tcPr>
+          <w:p>
+            <w:pPr>
+              <w:widowControl/>
+              <w:rPr>
+                <w:kern w:val="0"/>
+                <w:szCs w:val="21"/>
+              </w:rPr>
+            </w:pPr>
+            <w:r>
+              <w:rPr>
+                <w:rFonts w:hint="eastAsia"/>
+                <w:szCs w:val="21"/>
+              </w:rPr>
+              <w:t xml:space="preserve">6.2.4.4</w:t>
+            </w:r>
+            <w:r>
+              <w:rPr>
+                <w:szCs w:val="21"/>
+              </w:rPr>
+              <w:t xml:space="preserve"/>
+            </w:r>
+          </w:p>
+        </w:tc>
+        <w:tc>
+          <w:tcPr>
+            <w:tcW w:w="1559" w:type="dxa"/>
+            <w:vMerge w:val="restart"/>
+          </w:tcPr>
+          <w:p>
+            <w:pPr>
+              <w:widowControl/>
+              <w:rPr>
+                <w:bCs/>
+                <w:kern w:val="0"/>
+                <w:szCs w:val="21"/>
+              </w:rPr>
+            </w:pPr>
+            <w:r>
+              <w:rPr>
+                <w:rFonts w:hint="eastAsia"/>
+                <w:szCs w:val="21"/>
+              </w:rPr>
+              <w:t xml:space="preserve">某测试项</w:t>
+            </w:r>
+            <w:r>
+              <w:rPr>
+                <w:szCs w:val="21"/>
+              </w:rPr>
+              <w:t xml:space="preserve"/>
+            </w:r>
+          </w:p>
+        </w:tc>
+        <w:tc>
+          <w:tcPr>
+            <w:tcW w:w="1843" w:type="dxa"/>
+            <w:noWrap/>
+            <w:vMerge w:val="restart"/>
+          </w:tcPr>
+          <w:p>
+            <w:pPr>
+              <w:widowControl/>
+              <w:rPr>
+                <w:kern w:val="0"/>
+                <w:szCs w:val="21"/>
+              </w:rPr>
+            </w:pPr>
+            <w:r>
+              <w:rPr>
+                <w:rFonts w:hint="eastAsia"/>
+                <w:szCs w:val="21"/>
+              </w:rPr>
+              <w:t xml:space="preserve">XQ_FT_PPPP_002</w:t>
+            </w:r>
+            <w:r>
+              <w:rPr>
+                <w:szCs w:val="21"/>
+              </w:rPr>
+              <w:t xml:space="preserve"/>
+            </w:r>
+          </w:p>
+        </w:tc>
+        <w:tc>
+          <w:tcPr>
+            <w:tcW w:w="1701" w:type="dxa"/>
+          </w:tcPr>
+          <w:p>
+            <w:pPr>
+              <w:widowControl/>
+              <w:rPr>
+                <w:kern w:val="0"/>
+                <w:szCs w:val="21"/>
+              </w:rPr>
+            </w:pPr>
+            <w:r>
+              <w:rPr>
+                <w:rFonts w:hint="eastAsia"/>
+                <w:szCs w:val="21"/>
+              </w:rPr>
+              <w:t xml:space="preserve">阿萨德</w:t>
+            </w:r>
+          </w:p>
+        </w:tc>
+        <w:tc>
+          <w:tcPr>
+            <w:tcW w:w="1984" w:type="dxa"/>
+            <w:noWrap/>
+          </w:tcPr>
+          <w:p>
+            <w:pPr>
+              <w:widowControl/>
+              <w:rPr>
+                <w:kern w:val="0"/>
+                <w:szCs w:val="21"/>
+              </w:rPr>
+            </w:pPr>
+            <w:r>
+              <w:rPr>
+                <w:rFonts w:hint="eastAsia"/>
+                <w:szCs w:val="21"/>
+              </w:rPr>
+              <w:t xml:space="preserve">YL_FT_PPPP_002_001</w:t>
+            </w:r>
+          </w:p>
+        </w:tc>
+        <w:tc>
+          <w:tcPr>
+            <w:tcW w:w="851" w:type="dxa"/>
+          </w:tcPr>
+          <w:p>
+            <w:pPr>
+              <w:widowControl/>
+              <w:rPr>
+                <w:kern w:val="0"/>
+                <w:szCs w:val="21"/>
+              </w:rPr>
+            </w:pPr>
+            <w:r>
+              <w:rPr>
+                <w:rFonts w:hint="eastAsia"/>
+                <w:kern w:val="0"/>
+                <w:szCs w:val="21"/>
+              </w:rPr>
+              <w:t xml:space="preserve">通过</w:t>
+            </w:r>
+          </w:p>
+        </w:tc>
+        <w:tc>
+          <w:tcPr>
+            <w:tcW w:w="1548" w:type="dxa"/>
+          </w:tcPr>
+          <w:p>
+            <w:pPr>
+              <w:widowControl/>
+              <w:rPr>
+                <w:kern w:val="0"/>
+                <w:szCs w:val="21"/>
+              </w:rPr>
+            </w:pPr>
+            <w:r>
+              <w:rPr>
+                <w:rFonts w:hint="eastAsia"/>
+                <w:kern w:val="0"/>
+                <w:szCs w:val="21"/>
+              </w:rPr>
+              <w:t xml:space="preserve"/>
+            </w:r>
+          </w:p>
+        </w:tc>
+      </w:tr>
+      <w:tr>
+        <w:trPr>
+          <w:trHeight w:val="371"/>
+        </w:trPr>
+        <w:tc>
+          <w:tcPr>
+            <w:tcW w:w="542" w:type="dxa"/>
+          </w:tcPr>
+          <w:p>
+            <w:pPr>
+              <w:pStyle w:val="af7"/>
+              <w:widowControl/>
+              <w:numPr>
+                <w:ilvl w:val="0"/>
+                <w:numId w:val="22"/>
+              </w:numPr>
+              <w:ind w:firstLineChars="0"/>
+              <w:jc w:val="center"/>
+              <w:rPr>
+                <w:bCs/>
+                <w:kern w:val="0"/>
+                <w:szCs w:val="21"/>
+              </w:rPr>
+            </w:pPr>
+          </w:p>
+        </w:tc>
+        <w:tc>
+          <w:tcPr>
+            <w:tcW w:w="1088" w:type="dxa"/>
+            <w:noWrap/>
+            <w:vMerge w:val="restart"/>
+          </w:tcPr>
+          <w:p>
+            <w:pPr>
+              <w:widowControl/>
+              <w:rPr>
+                <w:kern w:val="0"/>
+                <w:szCs w:val="21"/>
+              </w:rPr>
+            </w:pPr>
+            <w:r>
+              <w:rPr>
+                <w:szCs w:val="21"/>
+              </w:rPr>
+              <w:t xml:space="preserve">3.3.3</w:t>
+            </w:r>
+          </w:p>
+        </w:tc>
+        <w:tc>
+          <w:tcPr>
+            <w:tcW w:w="2041" w:type="dxa"/>
+            <w:noWrap/>
+            <w:vMerge w:val="restart"/>
+          </w:tcPr>
+          <w:p>
+            <w:pPr>
+              <w:adjustRightInd w:val="0"/>
+              <w:rPr>
+                <w:szCs w:val="21"/>
+              </w:rPr>
+            </w:pPr>
+            <w:r>
+              <w:rPr>
+                <w:rFonts w:hint="eastAsia"/>
+                <w:szCs w:val="21"/>
+              </w:rPr>
+              <w:t xml:space="preserve">测试设计需求首轮哟</w:t>
+            </w:r>
+          </w:p>
+        </w:tc>
+        <w:tc>
+          <w:tcPr>
+            <w:tcW w:w="1134" w:type="dxa"/>
+            <w:noWrap/>
+            <w:vMerge w:val="restart"/>
+          </w:tcPr>
+          <w:p>
+            <w:pPr>
+              <w:widowControl/>
+              <w:rPr>
+                <w:kern w:val="0"/>
+                <w:szCs w:val="21"/>
+              </w:rPr>
+            </w:pPr>
+            <w:r>
+              <w:rPr>
+                <w:rFonts w:hint="eastAsia"/>
+                <w:szCs w:val="21"/>
+              </w:rPr>
+              <w:t xml:space="preserve">6.2.4.5</w:t>
+            </w:r>
+            <w:r>
+              <w:rPr>
+                <w:szCs w:val="21"/>
+              </w:rPr>
+              <w:t xml:space="preserve"/>
+            </w:r>
+          </w:p>
+        </w:tc>
+        <w:tc>
+          <w:tcPr>
+            <w:tcW w:w="1559" w:type="dxa"/>
+            <w:vMerge w:val="restart"/>
+          </w:tcPr>
+          <w:p>
+            <w:pPr>
+              <w:widowControl/>
+              <w:rPr>
+                <w:bCs/>
+                <w:kern w:val="0"/>
+                <w:szCs w:val="21"/>
+              </w:rPr>
+            </w:pPr>
+            <w:r>
+              <w:rPr>
+                <w:rFonts w:hint="eastAsia"/>
+                <w:szCs w:val="21"/>
+              </w:rPr>
+              <w:t xml:space="preserve">站内信测试项</w:t>
+            </w:r>
+            <w:r>
+              <w:rPr>
+                <w:szCs w:val="21"/>
+              </w:rPr>
+              <w:t xml:space="preserve"/>
+            </w:r>
+          </w:p>
+        </w:tc>
+        <w:tc>
+          <w:tcPr>
+            <w:tcW w:w="1843" w:type="dxa"/>
+            <w:noWrap/>
+            <w:vMerge w:val="restart"/>
+          </w:tcPr>
+          <w:p>
+            <w:pPr>
+              <w:widowControl/>
+              <w:rPr>
+                <w:kern w:val="0"/>
+                <w:szCs w:val="21"/>
+              </w:rPr>
+            </w:pPr>
+            <w:r>
+              <w:rPr>
+                <w:rFonts w:hint="eastAsia"/>
+                <w:szCs w:val="21"/>
+              </w:rPr>
+              <w:t xml:space="preserve">XQ_FT_DDDD_003</w:t>
+            </w:r>
+            <w:r>
+              <w:rPr>
+                <w:szCs w:val="21"/>
+              </w:rPr>
+              <w:t xml:space="preserve"/>
+            </w:r>
+          </w:p>
+        </w:tc>
+        <w:tc>
+          <w:tcPr>
+            <w:tcW w:w="1701" w:type="dxa"/>
+          </w:tcPr>
+          <w:p>
+            <w:pPr>
+              <w:widowControl/>
+              <w:rPr>
+                <w:kern w:val="0"/>
+                <w:szCs w:val="21"/>
+              </w:rPr>
+            </w:pPr>
+            <w:r>
+              <w:rPr>
+                <w:rFonts w:hint="eastAsia"/>
+                <w:szCs w:val="21"/>
+              </w:rPr>
+              <w:t xml:space="preserve">DDD</w:t>
+            </w:r>
+          </w:p>
+        </w:tc>
+        <w:tc>
+          <w:tcPr>
+            <w:tcW w:w="1984" w:type="dxa"/>
+            <w:noWrap/>
+          </w:tcPr>
+          <w:p>
+            <w:pPr>
+              <w:widowControl/>
+              <w:rPr>
+                <w:kern w:val="0"/>
+                <w:szCs w:val="21"/>
+              </w:rPr>
+            </w:pPr>
+            <w:r>
+              <w:rPr>
+                <w:rFonts w:hint="eastAsia"/>
+                <w:szCs w:val="21"/>
+              </w:rPr>
+              <w:t xml:space="preserve">YL_FT_DDDD_003_001</w:t>
             </w:r>
           </w:p>
         </w:tc>
